--- a/applications/smaller_firms/letters/12_Will_McGowan_CoverLetter_Statkraft.docx
+++ b/applications/smaller_firms/letters/12_Will_McGowan_CoverLetter_Statkraft.docx
@@ -150,7 +150,7 @@
         <w:rPr>
           <w:b w:val="0"/>
         </w:rPr>
-        <w:t>Much of my work centres on commodity markets. My dissertation, supervised by Dr Luigi Gifuni, forecasts European gas (TTF) volatility with mixed-frequency (MIDAS) models built on daily storage, market and news-based data, including a gas-market attention index I am constructing from Google Trends, and tests whether better forecasts improve a volatility-targeted futures strategy. As co-founder of the Strathclyde Agricapital Society, which I grew to 126 members, I built a wheat calendar-spread strategy in R from futures curve structure and CFTC Commitments of Traders positioning, and published weekly research notes for members.</w:t>
+        <w:t>Much of my work centres on commodity markets. My dissertation, supervised by Dr Luigi Gifuni, tests whether governments that hedge oil change how their currencies react to OPEC news: whether Norway's krone conversions, Russia's 2017–22 budget rule and Mexico's put hedge make the oil beta smaller, kinked or one-sided, and whether any beta that remains can be traded after costs. As co-founder of the Strathclyde Agricapital Society, which I grew to 126 members, I built a wheat calendar-spread strategy in R from futures curve structure and CFTC Commitments of Traders positioning, and published weekly research notes for members.</w:t>
       </w:r>
     </w:p>
     <w:p>
@@ -172,7 +172,7 @@
         <w:rPr>
           <w:b w:val="0"/>
         </w:rPr>
-        <w:t>Statkraft stands out to me because, as Europe's largest renewable generator, its trading desks must manage weather, hydrology and prices at the same time, and its international trainee programme gives graduates rotations across that business. My dissertation asks whether storage and news data improve forecasts of gas volatility, and I would like to apply the same discipline to markets where water reservoirs play the role that gas storage plays in mine.</w:t>
+        <w:t>Statkraft stands out to me because, as Europe's largest renewable generator, its trading desks must manage weather, hydrology and prices at the same time, and its international trainee programme gives graduates rotations across that business. My dissertation tests whether Norway's rule-based krone conversions shield the krone from oil news, so I would value learning how a Norwegian state-owned generator decides which energy-price risks to hedge and which to carry.</w:t>
       </w:r>
     </w:p>
     <w:p>

--- a/applications/smaller_firms/letters/12_Will_McGowan_CoverLetter_Statkraft.docx
+++ b/applications/smaller_firms/letters/12_Will_McGowan_CoverLetter_Statkraft.docx
@@ -161,7 +161,7 @@
         <w:rPr>
           <w:b w:val="0"/>
         </w:rPr>
-        <w:t>Sales and trading appeals to me because it joins analysis to a live price and to a client who needs a clear answer quickly. Writing those weekly notes taught me to turn analysis into a view that non-specialists can act on. In nearly two years at KONG, I learned that a recommendation lands only when it fits the person hearing it: by analysing sales patterns and refining our upselling prompts, I raised average customer spend by an estimated 25%. I also take risk seriously; my lifetime poker winnings of over £40,000 were built on disciplined bet sizing and a strict bankroll rule.</w:t>
+        <w:t>Sales and trading appeals to me because it joins analysis to a live price and to a client who needs a clear answer quickly. Writing those weekly notes taught me to turn analysis into a view that non-specialists can act on. In nearly two years at KONG, I learned that a recommendation lands only when it fits the person hearing it: by analysing sales patterns and refining our upselling prompts, I raised average customer spend by an estimated 25%. I also take risk seriously: at the Strathclyde Poker Society, where I was Vice-President and then President, I taught new members to use the Kelly criterion to work out how many buy-ins their own win rate, variance and appetite for risk call for.</w:t>
       </w:r>
     </w:p>
     <w:p>
